--- a/data_and_documents/student_handbook/student_movements/Отсрочка от службы в армии по учёбе для студентов НИУ ВШЭ.docx
+++ b/data_and_documents/student_handbook/student_movements/Отсрочка от службы в армии по учёбе для студентов НИУ ВШЭ.docx
@@ -14,7 +14,22 @@
           <w:b/>
           <w:bCs/>
         </w:rPr>
-        <w:t>Отсрочка от службы в армии по учёбе для студентов НИУ ВШЭ-Москва</w:t>
+        <w:t>Отсрочка от службы в армии по учёбе для</w:t>
+      </w:r>
+    </w:p>
+    <w:p>
+      <w:pPr>
+        <w:rPr>
+          <w:b/>
+          <w:bCs/>
+        </w:rPr>
+      </w:pPr>
+      <w:r>
+        <w:rPr>
+          <w:b/>
+          <w:bCs/>
+        </w:rPr>
+        <w:t xml:space="preserve"> студентов НИУ ВШЭ-Москва</w:t>
       </w:r>
     </w:p>
     <w:p>
